--- a/Volume 1/Chapter 03 - File Handling/SPA_Vol1_Ch3_Lesson3_11_Directory_Traversal.docx
+++ b/Volume 1/Chapter 03 - File Handling/SPA_Vol1_Ch3_Lesson3_11_Directory_Traversal.docx
@@ -1298,20 +1298,327 @@
         <w:keepNext/>
       </w:pPr>
       <w:r>
-        <w:t>Save each source and supporting file from this lesson into the matching path in the project layout. As in Chapter 1, notepad .\c\countdown.c creates and opens one: choose Yes, type the file, save it with Ctrl+S, and close Notepad. Then install the TypeScript compiler for this project.</w:t>
-      </w:r>
-    </w:p>
-    <w:p>
-      <w:pPr>
-        <w:keepNext/>
-      </w:pPr>
-    </w:p>
-    <w:p>
-      <w:pPr>
-        <w:pStyle w:val="CommandBlock"/>
-      </w:pPr>
-      <w:r>
-        <w:t>npm --prefix .\typescript install --ignore-scripts --no-audit --no-fund</w:t>
+        <w:t>Next, let the tools create each project's settings file, as in Chapter 1. Remember, -o names the project folder: dotnet new console -o makes a C# project there, with a .csproj file and a starter Program.cs, which you replace with this lesson's code in the C# section. Remember, go.mod makes the folder a module: go mod init writes it, and its go line shows the Go version you have installed.</w:t>
+      </w:r>
+    </w:p>
+    <w:p>
+      <w:pPr>
+        <w:keepNext/>
+      </w:pPr>
+    </w:p>
+    <w:p>
+      <w:pPr>
+        <w:pStyle w:val="CommandBlock"/>
+        <w:keepNext/>
+      </w:pPr>
+      <w:r>
+        <w:t>dotnet new console -o .\csharp\Countdown</w:t>
+      </w:r>
+    </w:p>
+    <w:p>
+      <w:pPr>
+        <w:pStyle w:val="CommandBlock"/>
+        <w:keepNext/>
+      </w:pPr>
+      <w:r>
+        <w:t>dotnet new console -o .\csharp\BasicWalkTree</w:t>
+      </w:r>
+    </w:p>
+    <w:p>
+      <w:pPr>
+        <w:pStyle w:val="CommandBlock"/>
+        <w:keepNext/>
+      </w:pPr>
+      <w:r>
+        <w:t>dotnet new console -o .\csharp\WalkTree</w:t>
+      </w:r>
+    </w:p>
+    <w:p>
+      <w:pPr>
+        <w:pStyle w:val="CommandBlock"/>
+        <w:keepNext/>
+      </w:pPr>
+      <w:r>
+        <w:t>dotnet new console -o .\csharp\LibraryWalk</w:t>
+      </w:r>
+    </w:p>
+    <w:p>
+      <w:pPr>
+        <w:pStyle w:val="CommandBlock"/>
+      </w:pPr>
+      <w:r>
+        <w:t>go -C .\go mod init example.com/walktree</w:t>
+      </w:r>
+    </w:p>
+    <w:p>
+      <w:pPr>
+        <w:keepNext/>
+      </w:pPr>
+    </w:p>
+    <w:p>
+      <w:pPr>
+        <w:keepNext/>
+      </w:pPr>
+      <w:r>
+        <w:t>Then make the TypeScript project's package.json and install its compiler. Remember, npm init -y, npm pkg, then npm install: Push-Location moves into .\typescript first, because npm init ignores --prefix, and Pop-Location moves back to lesson-3.11.</w:t>
+      </w:r>
+    </w:p>
+    <w:p>
+      <w:pPr>
+        <w:keepNext/>
+      </w:pPr>
+    </w:p>
+    <w:p>
+      <w:pPr>
+        <w:pStyle w:val="CommandBlock"/>
+        <w:keepNext/>
+      </w:pPr>
+      <w:r>
+        <w:t>Push-Location .\typescript</w:t>
+      </w:r>
+    </w:p>
+    <w:p>
+      <w:pPr>
+        <w:pStyle w:val="CommandBlock"/>
+        <w:keepNext/>
+      </w:pPr>
+      <w:r>
+        <w:t>npm init -y</w:t>
+      </w:r>
+    </w:p>
+    <w:p>
+      <w:pPr>
+        <w:pStyle w:val="CommandBlock"/>
+        <w:keepNext/>
+      </w:pPr>
+      <w:r>
+        <w:t>npm pkg set name=walk-tree-typescript type=module</w:t>
+      </w:r>
+    </w:p>
+    <w:p>
+      <w:pPr>
+        <w:pStyle w:val="CommandBlock"/>
+        <w:keepNext/>
+      </w:pPr>
+      <w:r>
+        <w:t>npm pkg set private=true --json</w:t>
+      </w:r>
+    </w:p>
+    <w:p>
+      <w:pPr>
+        <w:pStyle w:val="CommandBlock"/>
+        <w:keepNext/>
+      </w:pPr>
+      <w:r>
+        <w:t>npm pkg set "scripts.check=tsc --noEmit" "scripts.build=tsc --noEmitOnError"</w:t>
+      </w:r>
+    </w:p>
+    <w:p>
+      <w:pPr>
+        <w:pStyle w:val="CommandBlock"/>
+        <w:keepNext/>
+      </w:pPr>
+      <w:r>
+        <w:t>npm pkg delete version description main keywords author license scripts.test</w:t>
+      </w:r>
+    </w:p>
+    <w:p>
+      <w:pPr>
+        <w:pStyle w:val="CommandBlock"/>
+        <w:keepNext/>
+      </w:pPr>
+      <w:r>
+        <w:t>npm install --save-dev --save-exact typescript@7.0.2 @types/node@24.13.5 `</w:t>
+      </w:r>
+    </w:p>
+    <w:p>
+      <w:pPr>
+        <w:pStyle w:val="CommandBlock"/>
+        <w:keepNext/>
+      </w:pPr>
+      <w:r>
+        <w:t xml:space="preserve">    --ignore-scripts --no-audit --no-fund</w:t>
+      </w:r>
+    </w:p>
+    <w:p>
+      <w:pPr>
+        <w:pStyle w:val="CommandBlock"/>
+      </w:pPr>
+      <w:r>
+        <w:t>Pop-Location</w:t>
+      </w:r>
+    </w:p>
+    <w:p>
+      <w:pPr>
+        <w:keepNext/>
+      </w:pPr>
+    </w:p>
+    <w:p>
+      <w:r>
+        <w:t>Then type the TypeScript compiler settings. As in Chapter 1, notepad .\typescript\tsconfig.json creates and opens the file: choose Yes, type the file, save it with Ctrl+S, and close Notepad.</w:t>
+      </w:r>
+    </w:p>
+    <w:p>
+      <w:pPr>
+        <w:keepNext/>
+      </w:pPr>
+    </w:p>
+    <w:p>
+      <w:pPr>
+        <w:pStyle w:val="Heading3"/>
+      </w:pPr>
+      <w:r>
+        <w:t>typescript/tsconfig.json</w:t>
+      </w:r>
+    </w:p>
+    <w:p>
+      <w:pPr>
+        <w:pStyle w:val="SourceCode"/>
+        <w:keepNext/>
+      </w:pPr>
+      <w:r>
+        <w:t>{</w:t>
+      </w:r>
+    </w:p>
+    <w:p>
+      <w:pPr>
+        <w:pStyle w:val="SourceCode"/>
+        <w:keepNext/>
+      </w:pPr>
+      <w:r>
+        <w:t xml:space="preserve">  "compilerOptions": {</w:t>
+      </w:r>
+    </w:p>
+    <w:p>
+      <w:pPr>
+        <w:pStyle w:val="SourceCode"/>
+      </w:pPr>
+      <w:r>
+        <w:t xml:space="preserve">    "target": "ES2022",</w:t>
+      </w:r>
+    </w:p>
+    <w:p>
+      <w:pPr>
+        <w:pStyle w:val="SourceCode"/>
+      </w:pPr>
+      <w:r>
+        <w:t xml:space="preserve">    "module": "NodeNext",</w:t>
+      </w:r>
+    </w:p>
+    <w:p>
+      <w:pPr>
+        <w:pStyle w:val="SourceCode"/>
+      </w:pPr>
+      <w:r>
+        <w:t xml:space="preserve">    "moduleResolution": "NodeNext",</w:t>
+      </w:r>
+    </w:p>
+    <w:p>
+      <w:pPr>
+        <w:pStyle w:val="SourceCode"/>
+      </w:pPr>
+      <w:r>
+        <w:t xml:space="preserve">    "rootDir": "src",</w:t>
+      </w:r>
+    </w:p>
+    <w:p>
+      <w:pPr>
+        <w:pStyle w:val="SourceCode"/>
+      </w:pPr>
+      <w:r>
+        <w:t xml:space="preserve">    "outDir": "dist",</w:t>
+      </w:r>
+    </w:p>
+    <w:p>
+      <w:pPr>
+        <w:pStyle w:val="SourceCode"/>
+      </w:pPr>
+      <w:r>
+        <w:t xml:space="preserve">    "strict": true,</w:t>
+      </w:r>
+    </w:p>
+    <w:p>
+      <w:pPr>
+        <w:pStyle w:val="SourceCode"/>
+      </w:pPr>
+      <w:r>
+        <w:t xml:space="preserve">    "types": [</w:t>
+      </w:r>
+    </w:p>
+    <w:p>
+      <w:pPr>
+        <w:pStyle w:val="SourceCode"/>
+      </w:pPr>
+      <w:r>
+        <w:t xml:space="preserve">      "node"</w:t>
+      </w:r>
+    </w:p>
+    <w:p>
+      <w:pPr>
+        <w:pStyle w:val="SourceCode"/>
+      </w:pPr>
+      <w:r>
+        <w:t xml:space="preserve">    ],</w:t>
+      </w:r>
+    </w:p>
+    <w:p>
+      <w:pPr>
+        <w:pStyle w:val="SourceCode"/>
+      </w:pPr>
+      <w:r>
+        <w:t xml:space="preserve">    "moduleDetection": "force"</w:t>
+      </w:r>
+    </w:p>
+    <w:p>
+      <w:pPr>
+        <w:pStyle w:val="SourceCode"/>
+      </w:pPr>
+      <w:r>
+        <w:t xml:space="preserve">  },</w:t>
+      </w:r>
+    </w:p>
+    <w:p>
+      <w:pPr>
+        <w:pStyle w:val="SourceCode"/>
+      </w:pPr>
+      <w:r>
+        <w:t xml:space="preserve">  "include": [</w:t>
+      </w:r>
+    </w:p>
+    <w:p>
+      <w:pPr>
+        <w:pStyle w:val="SourceCode"/>
+        <w:keepNext/>
+      </w:pPr>
+      <w:r>
+        <w:t xml:space="preserve">    "src/**/*.ts"</w:t>
+      </w:r>
+    </w:p>
+    <w:p>
+      <w:pPr>
+        <w:pStyle w:val="SourceCode"/>
+        <w:keepNext/>
+      </w:pPr>
+      <w:r>
+        <w:t xml:space="preserve">  ]</w:t>
+      </w:r>
+    </w:p>
+    <w:p>
+      <w:pPr>
+        <w:pStyle w:val="SourceCode"/>
+      </w:pPr>
+      <w:r>
+        <w:t>}</w:t>
+      </w:r>
+    </w:p>
+    <w:p>
+      <w:pPr>
+        <w:keepNext/>
+      </w:pPr>
+    </w:p>
+    <w:p>
+      <w:r>
+        <w:t>You save each source file in its language's section below, as each is shown, the same way.</w:t>
       </w:r>
     </w:p>
     <w:p>
@@ -1399,20 +1706,147 @@
         <w:keepNext/>
       </w:pPr>
       <w:r>
-        <w:t>Save each source and supporting file from this lesson into the matching path in the project layout. As in Chapter 1, nano ./c/countdown.c creates and opens one: type the file, then save and close it with Ctrl+O, Enter, then Ctrl+X. Then install the TypeScript compiler for this project.</w:t>
-      </w:r>
-    </w:p>
-    <w:p>
-      <w:pPr>
-        <w:keepNext/>
-      </w:pPr>
-    </w:p>
-    <w:p>
-      <w:pPr>
-        <w:pStyle w:val="CommandBlock"/>
-      </w:pPr>
-      <w:r>
-        <w:t>npm --prefix ./typescript install --ignore-scripts --no-audit --no-fund</w:t>
+        <w:t>Then create the C#, Go, and TypeScript project files with the same commands as on Windows; cd moves into ./typescript for the npm lines, and cd .. moves back.</w:t>
+      </w:r>
+    </w:p>
+    <w:p>
+      <w:pPr>
+        <w:keepNext/>
+      </w:pPr>
+    </w:p>
+    <w:p>
+      <w:pPr>
+        <w:pStyle w:val="CommandBlock"/>
+        <w:keepNext/>
+      </w:pPr>
+      <w:r>
+        <w:t>dotnet new console -o ./csharp/Countdown</w:t>
+      </w:r>
+    </w:p>
+    <w:p>
+      <w:pPr>
+        <w:pStyle w:val="CommandBlock"/>
+        <w:keepNext/>
+      </w:pPr>
+      <w:r>
+        <w:t>dotnet new console -o ./csharp/BasicWalkTree</w:t>
+      </w:r>
+    </w:p>
+    <w:p>
+      <w:pPr>
+        <w:pStyle w:val="CommandBlock"/>
+        <w:keepNext/>
+      </w:pPr>
+      <w:r>
+        <w:t>dotnet new console -o ./csharp/WalkTree</w:t>
+      </w:r>
+    </w:p>
+    <w:p>
+      <w:pPr>
+        <w:pStyle w:val="CommandBlock"/>
+        <w:keepNext/>
+      </w:pPr>
+      <w:r>
+        <w:t>dotnet new console -o ./csharp/LibraryWalk</w:t>
+      </w:r>
+    </w:p>
+    <w:p>
+      <w:pPr>
+        <w:pStyle w:val="CommandBlock"/>
+        <w:keepNext/>
+      </w:pPr>
+      <w:r>
+        <w:t>go -C ./go mod init example.com/walktree</w:t>
+      </w:r>
+    </w:p>
+    <w:p>
+      <w:pPr>
+        <w:pStyle w:val="CommandBlock"/>
+        <w:keepNext/>
+      </w:pPr>
+      <w:r>
+        <w:t>cd ./typescript</w:t>
+      </w:r>
+    </w:p>
+    <w:p>
+      <w:pPr>
+        <w:pStyle w:val="CommandBlock"/>
+        <w:keepNext/>
+      </w:pPr>
+      <w:r>
+        <w:t>npm init -y</w:t>
+      </w:r>
+    </w:p>
+    <w:p>
+      <w:pPr>
+        <w:pStyle w:val="CommandBlock"/>
+        <w:keepNext/>
+      </w:pPr>
+      <w:r>
+        <w:t>npm pkg set name=walk-tree-typescript type=module</w:t>
+      </w:r>
+    </w:p>
+    <w:p>
+      <w:pPr>
+        <w:pStyle w:val="CommandBlock"/>
+        <w:keepNext/>
+      </w:pPr>
+      <w:r>
+        <w:t>npm pkg set private=true --json</w:t>
+      </w:r>
+    </w:p>
+    <w:p>
+      <w:pPr>
+        <w:pStyle w:val="CommandBlock"/>
+        <w:keepNext/>
+      </w:pPr>
+      <w:r>
+        <w:t>npm pkg set "scripts.check=tsc --noEmit" "scripts.build=tsc --noEmitOnError"</w:t>
+      </w:r>
+    </w:p>
+    <w:p>
+      <w:pPr>
+        <w:pStyle w:val="CommandBlock"/>
+        <w:keepNext/>
+      </w:pPr>
+      <w:r>
+        <w:t>npm pkg delete version description main keywords author license scripts.test</w:t>
+      </w:r>
+    </w:p>
+    <w:p>
+      <w:pPr>
+        <w:pStyle w:val="CommandBlock"/>
+        <w:keepNext/>
+      </w:pPr>
+      <w:r>
+        <w:t>npm install --save-dev --save-exact typescript@7.0.2 @types/node@24.13.5 \</w:t>
+      </w:r>
+    </w:p>
+    <w:p>
+      <w:pPr>
+        <w:pStyle w:val="CommandBlock"/>
+        <w:keepNext/>
+      </w:pPr>
+      <w:r>
+        <w:t xml:space="preserve">    --ignore-scripts --no-audit --no-fund</w:t>
+      </w:r>
+    </w:p>
+    <w:p>
+      <w:pPr>
+        <w:pStyle w:val="CommandBlock"/>
+      </w:pPr>
+      <w:r>
+        <w:t>cd ..</w:t>
+      </w:r>
+    </w:p>
+    <w:p>
+      <w:pPr>
+        <w:keepNext/>
+      </w:pPr>
+    </w:p>
+    <w:p>
+      <w:r>
+        <w:t>Type typescript/tsconfig.json exactly as shown in the Windows setup. You save each source file in its language's section below, as each is shown. As in Chapter 1, nano ./c/countdown.c creates and opens one: type the file, then save and close it with Ctrl+O, Enter, then Ctrl+X.</w:t>
       </w:r>
     </w:p>
     <w:p>
@@ -1951,6 +2385,7 @@
         <w:pStyle w:val="SourceCode"/>
       </w:pPr>
       <w:r>
+        <w:lastRenderedPageBreak/>
         <w:t xml:space="preserve">    // calls countdown(1), which calls countdown(0), the base case.</w:t>
       </w:r>
     </w:p>
@@ -19181,7 +19616,7 @@
     </w:p>
     <w:p>
       <w:r>
-        <w:t>These files follow the same pattern as the earlier lessons: only the project names change, and go.mod names this lesson's Go module, example.com/walktree.</w:t>
+        <w:t>These are the files the setup commands wrote, shown here so you can check yours. Your go line shows your own Go version, and the blank lines and the order of the package.json fields may differ.</w:t>
       </w:r>
     </w:p>
     <w:p>
@@ -19697,164 +20132,6 @@
       </w:pPr>
       <w:r>
         <w:t xml:space="preserve">  }</w:t>
-      </w:r>
-    </w:p>
-    <w:p>
-      <w:pPr>
-        <w:pStyle w:val="SourceCode"/>
-      </w:pPr>
-      <w:r>
-        <w:t>}</w:t>
-      </w:r>
-    </w:p>
-    <w:p>
-      <w:pPr>
-        <w:keepNext/>
-      </w:pPr>
-    </w:p>
-    <w:p>
-      <w:pPr>
-        <w:keepNext/>
-      </w:pPr>
-    </w:p>
-    <w:p>
-      <w:pPr>
-        <w:pStyle w:val="Heading2"/>
-      </w:pPr>
-      <w:r>
-        <w:t>typescript/tsconfig.json</w:t>
-      </w:r>
-    </w:p>
-    <w:p>
-      <w:pPr>
-        <w:pStyle w:val="SourceCode"/>
-        <w:keepNext/>
-      </w:pPr>
-      <w:r>
-        <w:t>{</w:t>
-      </w:r>
-    </w:p>
-    <w:p>
-      <w:pPr>
-        <w:pStyle w:val="SourceCode"/>
-        <w:keepNext/>
-      </w:pPr>
-      <w:r>
-        <w:t xml:space="preserve">  "compilerOptions": {</w:t>
-      </w:r>
-    </w:p>
-    <w:p>
-      <w:pPr>
-        <w:pStyle w:val="SourceCode"/>
-      </w:pPr>
-      <w:r>
-        <w:t xml:space="preserve">    "target": "ES2022",</w:t>
-      </w:r>
-    </w:p>
-    <w:p>
-      <w:pPr>
-        <w:pStyle w:val="SourceCode"/>
-      </w:pPr>
-      <w:r>
-        <w:t xml:space="preserve">    "module": "NodeNext",</w:t>
-      </w:r>
-    </w:p>
-    <w:p>
-      <w:pPr>
-        <w:pStyle w:val="SourceCode"/>
-      </w:pPr>
-      <w:r>
-        <w:t xml:space="preserve">    "moduleResolution": "NodeNext",</w:t>
-      </w:r>
-    </w:p>
-    <w:p>
-      <w:pPr>
-        <w:pStyle w:val="SourceCode"/>
-      </w:pPr>
-      <w:r>
-        <w:t xml:space="preserve">    "rootDir": "src",</w:t>
-      </w:r>
-    </w:p>
-    <w:p>
-      <w:pPr>
-        <w:pStyle w:val="SourceCode"/>
-      </w:pPr>
-      <w:r>
-        <w:t xml:space="preserve">    "outDir": "dist",</w:t>
-      </w:r>
-    </w:p>
-    <w:p>
-      <w:pPr>
-        <w:pStyle w:val="SourceCode"/>
-      </w:pPr>
-      <w:r>
-        <w:t xml:space="preserve">    "strict": true,</w:t>
-      </w:r>
-    </w:p>
-    <w:p>
-      <w:pPr>
-        <w:pStyle w:val="SourceCode"/>
-      </w:pPr>
-      <w:r>
-        <w:t xml:space="preserve">    "types": [</w:t>
-      </w:r>
-    </w:p>
-    <w:p>
-      <w:pPr>
-        <w:pStyle w:val="SourceCode"/>
-      </w:pPr>
-      <w:r>
-        <w:t xml:space="preserve">      "node"</w:t>
-      </w:r>
-    </w:p>
-    <w:p>
-      <w:pPr>
-        <w:pStyle w:val="SourceCode"/>
-      </w:pPr>
-      <w:r>
-        <w:t xml:space="preserve">    ],</w:t>
-      </w:r>
-    </w:p>
-    <w:p>
-      <w:pPr>
-        <w:pStyle w:val="SourceCode"/>
-      </w:pPr>
-      <w:r>
-        <w:t xml:space="preserve">    "moduleDetection": "force"</w:t>
-      </w:r>
-    </w:p>
-    <w:p>
-      <w:pPr>
-        <w:pStyle w:val="SourceCode"/>
-      </w:pPr>
-      <w:r>
-        <w:t xml:space="preserve">  },</w:t>
-      </w:r>
-    </w:p>
-    <w:p>
-      <w:pPr>
-        <w:pStyle w:val="SourceCode"/>
-      </w:pPr>
-      <w:r>
-        <w:t xml:space="preserve">  "include": [</w:t>
-      </w:r>
-    </w:p>
-    <w:p>
-      <w:pPr>
-        <w:pStyle w:val="SourceCode"/>
-        <w:keepNext/>
-      </w:pPr>
-      <w:r>
-        <w:t xml:space="preserve">    "src/**/*.ts"</w:t>
-      </w:r>
-    </w:p>
-    <w:p>
-      <w:pPr>
-        <w:pStyle w:val="SourceCode"/>
-        <w:keepNext/>
-      </w:pPr>
-      <w:r>
-        <w:t xml:space="preserve">  ]</w:t>
       </w:r>
     </w:p>
     <w:p>
@@ -20896,31 +21173,31 @@
       </w:rPr>
     </w:lvl>
   </w:abstractNum>
-  <w:num w:numId="1" w16cid:durableId="29108618">
+  <w:num w:numId="1" w16cid:durableId="1096635825">
     <w:abstractNumId w:val="8"/>
   </w:num>
-  <w:num w:numId="2" w16cid:durableId="856240225">
+  <w:num w:numId="2" w16cid:durableId="1313288702">
     <w:abstractNumId w:val="6"/>
   </w:num>
-  <w:num w:numId="3" w16cid:durableId="1018460197">
+  <w:num w:numId="3" w16cid:durableId="225990913">
     <w:abstractNumId w:val="5"/>
   </w:num>
-  <w:num w:numId="4" w16cid:durableId="1153252161">
+  <w:num w:numId="4" w16cid:durableId="567224362">
     <w:abstractNumId w:val="4"/>
   </w:num>
-  <w:num w:numId="5" w16cid:durableId="1057584753">
+  <w:num w:numId="5" w16cid:durableId="95442600">
     <w:abstractNumId w:val="7"/>
   </w:num>
-  <w:num w:numId="6" w16cid:durableId="1747343684">
+  <w:num w:numId="6" w16cid:durableId="1298025554">
     <w:abstractNumId w:val="3"/>
   </w:num>
-  <w:num w:numId="7" w16cid:durableId="1893494123">
+  <w:num w:numId="7" w16cid:durableId="1288854727">
     <w:abstractNumId w:val="2"/>
   </w:num>
-  <w:num w:numId="8" w16cid:durableId="1905095417">
+  <w:num w:numId="8" w16cid:durableId="328675783">
     <w:abstractNumId w:val="1"/>
   </w:num>
-  <w:num w:numId="9" w16cid:durableId="687487773">
+  <w:num w:numId="9" w16cid:durableId="209876561">
     <w:abstractNumId w:val="0"/>
   </w:num>
 </w:numbering>

--- a/Volume 1/Chapter 03 - File Handling/SPA_Vol1_Ch3_Lesson3_11_Directory_Traversal.docx
+++ b/Volume 1/Chapter 03 - File Handling/SPA_Vol1_Ch3_Lesson3_11_Directory_Traversal.docx
@@ -142,10 +142,7 @@
         <w:pStyle w:val="ListBullet"/>
       </w:pPr>
       <w:r>
-        <w:t>The base case is the case a recursive function finishes without calling itself; it is what ends the chain of calls, and every recursive function needs one. In the warm-up's countdown it is remaining == 0, checked first. In walk it is a directory with no subdirectories, such as backups or servers: walk prints its files, its loop never reaches the recursive call, and the call returns. An empty folder returns at once. A file is not a call of walk at all: walk is only ever called on a directory, and it prints a</w:t>
-      </w:r>
-      <w:r>
-        <w:t xml:space="preserve"> file's path directly.</w:t>
+        <w:t>The base case is the case a recursive function finishes without calling itself; it is what ends the chain of calls, and every recursive function needs one. In the warm-up's countdown it is remaining == 0, checked first. In walk it is a directory with no subdirectories, such as backups or servers: walk prints its files, its loop never reaches the recursive call, and the call returns. An empty folder returns at once. A file is not a call of walk at all: walk is only ever called on a directory, and it prints a file's path directly.</w:t>
       </w:r>
     </w:p>
     <w:p>
@@ -294,10 +291,7 @@
         <w:pStyle w:val="ListBullet"/>
       </w:pPr>
       <w:r>
-        <w:t>Without a base case, the call chain never ends. Each call waits for the next, every waiting call takes room on the call stack, and soon the room runs out and the program is stopped. Each language's warm-up shows countdown with its base check removed. The same happens without a smaller piece: a walk that called walk(directory) again on its own directory, instead of walk(path), would never get any further. This lesson does not run such a program; here is what each language reports for a function that calls it</w:t>
-      </w:r>
-      <w:r>
-        <w:t>self with no base case:</w:t>
+        <w:t>Without a base case, the call chain never ends. Each call waits for the next, every waiting call takes room on the call stack, and soon the room runs out and the program is stopped. Each language's warm-up shows countdown with its base check removed. The same happens without a smaller piece: a walk that called walk(directory) again on its own directory, instead of walk(path), would never get any further. This lesson does not run such a program; here is what each language reports for a function that calls itself with no base case:</w:t>
       </w:r>
     </w:p>
     <w:p>
@@ -2385,7 +2379,6 @@
         <w:pStyle w:val="SourceCode"/>
       </w:pPr>
       <w:r>
-        <w:lastRenderedPageBreak/>
         <w:t xml:space="preserve">    // calls countdown(1), which calls countdown(0), the base case.</w:t>
       </w:r>
     </w:p>
@@ -3930,10 +3923,7 @@
     </w:p>
     <w:p>
       <w:r>
-        <w:t>The Production-Minded version prints the same lines. It reuses Lesson 2.13's list_entries, now returning -1 instead of silently skipping entries when its array is full, plus is_directory and join_path. collect_files(directory, files, capacity, &amp;count) adds each file's path to main's two-dimensional array and returns 0, or -1 when a listing fails or the array is full; each call passes a failure from deeper in the tree straight back to its caller. main refuses a missing tree, collects everything, and prints t</w:t>
-      </w:r>
-      <w:r>
-        <w:t>he list only when the whole walk has succeeded.</w:t>
+        <w:t>The Production-Minded version prints the same lines. It reuses Lesson 2.13's list_entries, now returning -1 instead of silently skipping entries when its array is full, plus is_directory and join_path. collect_files(directory, files, capacity, &amp;count) adds each file's path to main's two-dimensional array and returns 0, or -1 when a listing fails or the array is full; each call passes a failure from deeper in the tree straight back to its caller. main refuses a missing tree, collects everything, and prints the list only when the whole walk has succeeded.</w:t>
       </w:r>
     </w:p>
     <w:p>
@@ -5407,10 +5397,7 @@
     </w:p>
     <w:p>
       <w:r>
-        <w:t>Both versions walk the tree with the same recursion: a file is handled directly, a subdirectory is the recursive case, a call on a smaller piece, and a directory with no subdirectories is the base case, where the chain of calls ends. The Basic walk prints each path the moment it finds it and trusts every listing, so a failure deep in the tree would stop it halfway through its list. The Production-Minded collect_files collects the paths first, passes any failure back up through every waiting call as Lesson 2</w:t>
-      </w:r>
-      <w:r>
-        <w:t>.11 taught, and lets main print only a complete list. It hands the list back to its caller instead of printing it, so the Exercise, the Challenge, Lesson 3.12, and the Mini File Explorer can reuse it.</w:t>
+        <w:t>Both versions walk the tree with the same recursion: a file is handled directly, a subdirectory is the recursive case, a call on a smaller piece, and a directory with no subdirectories is the base case, where the chain of calls ends. The Basic walk prints each path the moment it finds it and trusts every listing, so a failure deep in the tree would stop it halfway through its list. The Production-Minded collect_files collects the paths first, passes any failure back up through every waiting call as Lesson 2.11 taught, and lets main print only a complete list. It hands the list back to its caller instead of printing it, so the Exercise, the Challenge, Lesson 3.12, and the Mini File Explorer can reuse it.</w:t>
       </w:r>
     </w:p>
     <w:p>
@@ -7915,10 +7902,7 @@
     </w:p>
     <w:p>
       <w:r>
-        <w:t>Now that you know how a walk works inside, here is the practical alternative. C++ has a walk built into its filesystem library: std::filesystem::recursive_directory_iterator. It is used like the directory_iterator in walk, but it also goes into every subdirectory, at every depth, so one for loop visits the whole tree. It promises no order, so the program collects the whole paths and sorts them. The program prints the same heading and the same four paths, so its output must match Check Your Results above exa</w:t>
-      </w:r>
-      <w:r>
-        <w:t>ctly.</w:t>
+        <w:t>Now that you know how a walk works inside, here is the practical alternative. C++ has a walk built into its filesystem library: std::filesystem::recursive_directory_iterator. It is used like the directory_iterator in walk, but it also goes into every subdirectory, at every depth, so one for loop visits the whole tree. It promises no order, so the program collects the whole paths and sorts them. The program prints the same heading and the same four paths, so its output must match Check Your Results above exactly.</w:t>
       </w:r>
     </w:p>
     <w:p>
@@ -8346,10 +8330,7 @@
     </w:p>
     <w:p>
       <w:r>
-        <w:t>Both versions walk the tree with the same recursion: a file is handled directly, a subdirectory is the recursive case, a call on a smaller piece, and a directory with no subdirectories is the base case, where the chain of calls ends. The Basic walk prints each path the moment it finds it and trusts every listing, so a failure deep in the tree would stop it halfway through its list. The Production-Minded collectFiles collects the paths first, passes any failure back up through every waiting call as Lesson 2.</w:t>
-      </w:r>
-      <w:r>
-        <w:t>11 taught, and lets main print only a complete list. It hands the list back to its caller instead of printing it, so the Exercise, the Challenge, Lesson 3.12, and the Mini File Explorer can reuse it.</w:t>
+        <w:t>Both versions walk the tree with the same recursion: a file is handled directly, a subdirectory is the recursive case, a call on a smaller piece, and a directory with no subdirectories is the base case, where the chain of calls ends. The Basic walk prints each path the moment it finds it and trusts every listing, so a failure deep in the tree would stop it halfway through its list. The Production-Minded collectFiles collects the paths first, passes any failure back up through every waiting call as Lesson 2.11 taught, and lets main print only a complete list. It hands the list back to its caller instead of printing it, so the Exercise, the Challenge, Lesson 3.12, and the Mini File Explorer can reuse it.</w:t>
       </w:r>
     </w:p>
     <w:p>
@@ -11295,10 +11276,7 @@
     </w:p>
     <w:p>
       <w:r>
-        <w:t>Both versions walk the tree with the same recursion: a file is handled directly, a subdirectory is the recursive case, a call on a smaller piece, and a directory with no subdirectories is the base case, where the chain of calls ends. The Basic Walk prints each path the moment it finds it and trusts every listing, so a failure deep in the tree would stop it halfway through its list. The Production-Minded CollectFiles collects the paths first, passes any failure back up through every waiting call as Lesson 2.</w:t>
-      </w:r>
-      <w:r>
-        <w:t>11 taught, and lets Main print only a complete list. It hands the list back to its caller instead of printing it, so the Exercise, the Challenge, Lesson 3.12, and the Mini File Explorer can reuse it.</w:t>
+        <w:t>Both versions walk the tree with the same recursion: a file is handled directly, a subdirectory is the recursive case, a call on a smaller piece, and a directory with no subdirectories is the base case, where the chain of calls ends. The Basic Walk prints each path the moment it finds it and trusts every listing, so a failure deep in the tree would stop it halfway through its list. The Production-Minded CollectFiles collects the paths first, passes any failure back up through every waiting call as Lesson 2.11 taught, and lets Main print only a complete list. It hands the list back to its caller instead of printing it, so the Exercise, the Challenge, Lesson 3.12, and the Mini File Explorer can reuse it.</w:t>
       </w:r>
     </w:p>
     <w:p>
@@ -13650,10 +13628,7 @@
     </w:p>
     <w:p>
       <w:r>
-        <w:t xml:space="preserve">Now that you know how a walk works inside, here is the practical alternative. Go's library walk is filepath.WalkDir. It visits every entry beneath the root, at every depth, in sorted order within each directory, and for each entry it calls a function that you give it. That is new: printFile is passed to WalkDir as a value, written without parentheses, and WalkDir calls it. This course has no lesson on passing functions yet; here it is only the way WalkDir asks what to do with each entry. The program prints </w:t>
-      </w:r>
-      <w:r>
-        <w:t>the same heading and the same four paths, so its output must match Check Your Results above exactly.</w:t>
+        <w:t>Now that you know how a walk works inside, here is the practical alternative. Go's library walk is filepath.WalkDir. It visits every entry beneath the root, at every depth, in sorted order within each directory, and for each entry it calls a function that you give it. That is new: printFile is passed to WalkDir as a value, written without parentheses, and WalkDir calls it. This course has no lesson on passing functions yet; here it is only the way WalkDir asks what to do with each entry. The program prints the same heading and the same four paths, so its output must match Check Your Results above exactly.</w:t>
       </w:r>
     </w:p>
     <w:p>
@@ -14141,10 +14116,7 @@
     </w:p>
     <w:p>
       <w:r>
-        <w:t>Both versions walk the tree with the same recursion: a file is handled directly, a subdirectory is the recursive case, a call on a smaller piece, and a directory with no subdirectories is the base case, where the chain of calls ends. The Basic walk prints each path the moment it finds it and trusts every listing, so a failure deep in the tree would stop it halfway through its list. The Production-Minded collectFiles collects the paths first, passes any failure back up through every waiting call as Lesson 2.</w:t>
-      </w:r>
-      <w:r>
-        <w:t>11 taught, and lets main print only a complete list. It hands the list back to its caller instead of printing it, so the Exercise, the Challenge, Lesson 3.12, and the Mini File Explorer can reuse it.</w:t>
+        <w:t>Both versions walk the tree with the same recursion: a file is handled directly, a subdirectory is the recursive case, a call on a smaller piece, and a directory with no subdirectories is the base case, where the chain of calls ends. The Basic walk prints each path the moment it finds it and trusts every listing, so a failure deep in the tree would stop it halfway through its list. The Production-Minded collectFiles collects the paths first, passes any failure back up through every waiting call as Lesson 2.11 taught, and lets main print only a complete list. It hands the list back to its caller instead of printing it, so the Exercise, the Challenge, Lesson 3.12, and the Mini File Explorer can reuse it.</w:t>
       </w:r>
     </w:p>
     <w:p>
@@ -16774,10 +16746,7 @@
     </w:p>
     <w:p>
       <w:r>
-        <w:t>Both versions walk the tree with the same recursion: a file is handled directly, a subdirectory is the recursive case, a call on a smaller piece, and a directory with no subdirectories is the base case, where the chain of calls ends. The Basic walk prints each path the moment it finds it and trusts every listing, so a failure deep in the tree would stop it halfway through its list. The Production-Minded collect_files collects the paths first, passes any failure back up through every waiting call as Lesson 2</w:t>
-      </w:r>
-      <w:r>
-        <w:t>.11 taught, and lets main print only a complete list. It hands the list back to its caller instead of printing it, so the Exercise, the Challenge, Lesson 3.12, and the Mini File Explorer can reuse it.</w:t>
+        <w:t>Both versions walk the tree with the same recursion: a file is handled directly, a subdirectory is the recursive case, a call on a smaller piece, and a directory with no subdirectories is the base case, where the chain of calls ends. The Basic walk prints each path the moment it finds it and trusts every listing, so a failure deep in the tree would stop it halfway through its list. The Production-Minded collect_files collects the paths first, passes any failure back up through every waiting call as Lesson 2.11 taught, and lets main print only a complete list. It hands the list back to its caller instead of printing it, so the Exercise, the Challenge, Lesson 3.12, and the Mini File Explorer can reuse it.</w:t>
       </w:r>
     </w:p>
     <w:p>
@@ -19585,10 +19554,7 @@
     </w:p>
     <w:p>
       <w:r>
-        <w:t>Both versions walk the tree with the same recursion: a file is handled directly, a subdirectory is the recursive case, a call on a smaller piece, and a directory with no subdirectories is the base case, where the chain of calls ends. The Basic walk prints each path the moment it finds it and trusts every listing, so a failure deep in the tree would stop it halfway through its list. The Production-Minded collectFiles collects the paths first, passes any failure back up through every waiting call as Lesson 2.</w:t>
-      </w:r>
-      <w:r>
-        <w:t>11 taught, and lets main print only a complete list. It hands the list back to its caller instead of printing it, so the Exercise, the Challenge, Lesson 3.12, and the Mini File Explorer can reuse it.</w:t>
+        <w:t>Both versions walk the tree with the same recursion: a file is handled directly, a subdirectory is the recursive case, a call on a smaller piece, and a directory with no subdirectories is the base case, where the chain of calls ends. The Basic walk prints each path the moment it finds it and trusts every listing, so a failure deep in the tree would stop it halfway through its list. The Production-Minded collectFiles collects the paths first, passes any failure back up through every waiting call as Lesson 2.11 taught, and lets main print only a complete list. It hands the list back to its caller instead of printing it, so the Exercise, the Challenge, Lesson 3.12, and the Mini File Explorer can reuse it.</w:t>
       </w:r>
     </w:p>
     <w:p>
@@ -20471,10 +20437,7 @@
     </w:p>
     <w:p>
       <w:r>
-        <w:t xml:space="preserve">The Mini File Explorer, this chapter's first project, needs a File and directory listing that shows everything beneath its sandbox, and Simple search. collect_files (collectFiles, CollectFiles) is that piece: it walks any tree, however deep, and returns every file's path, sorted, or reports a failure without printing half a list. Lesson 3.12 Searching Files filters exactly this list to find every .log file under the sandbox. The explorer's tree view uses the recursion itself, because each level is indented </w:t>
-      </w:r>
-      <w:r>
-        <w:t>by its depth; the Challenge's deepest_level shows how a value is passed back up through the calls. The Contact Manager, the chapter's capstone, keeps its files in one folder and needs no walk.</w:t>
+        <w:t>The Mini File Explorer, this chapter's first project, needs a File and directory listing that shows everything beneath its sandbox, and Simple search. collect_files (collectFiles, CollectFiles) is that piece: it walks any tree, however deep, and returns every file's path, sorted, or reports a failure without printing half a list. Lesson 3.12 Searching Files filters exactly this list to find every .log file under the sandbox. The explorer's tree view uses the recursion itself, because each level is indented by its depth; the Challenge's deepest_level shows how a value is passed back up through the calls. The Contact Manager, the chapter's capstone, keeps its files in one folder and needs no walk.</w:t>
       </w:r>
     </w:p>
     <w:p>
@@ -20984,10 +20947,7 @@
     </w:p>
     <w:p>
       <w:r>
-        <w:t>A directory tree is made of smaller trees of the same kind, so the natural way to walk it is a function that calls itself. The countdown warm-up showed the two parts every recursive function needs: a base case that returns without calling itself, checked first, and a recursive call on a smaller piece. walk handles one directory: it prints each file directly and calls itself on each subdirectory, the recursive case; a directory with no subdirectories is the base case, where the loop makes no further call and</w:t>
-      </w:r>
-      <w:r>
-        <w:t xml:space="preserve"> the call returns. Each call has its own variables and waits on the call stack while the calls it made finish, and because every tree has a bottom, every chain of calls ends. Without a base case, or without a smaller piece, the calls never stop and the program is halted with a stack overflow. Each language's library also has a walk that does this recursion for you, the practical choice when you only need the list. Lesson 3.12 uses this list to search the sandbox for every .log file.</w:t>
+        <w:t>A directory tree is made of smaller trees of the same kind, so the natural way to walk it is a function that calls itself. The countdown warm-up showed the two parts every recursive function needs: a base case that returns without calling itself, checked first, and a recursive call on a smaller piece. walk handles one directory: it prints each file directly and calls itself on each subdirectory, the recursive case; a directory with no subdirectories is the base case, where the loop makes no further call and the call returns. Each call has its own variables and waits on the call stack while the calls it made finish, and because every tree has a bottom, every chain of calls ends. Without a base case, or without a smaller piece, the calls never stop and the program is halted with a stack overflow. Each language's library also has a walk that does this recursion for you, the practical choice when you only need the list. Lesson 3.12 uses this list to search the sandbox for every .log file.</w:t>
       </w:r>
     </w:p>
     <w:sectPr>
